--- a/public/gallery/examples/devops-engineer/nl/resume.docx
+++ b/public/gallery/examples/devops-engineer/nl/resume.docx
@@ -66,7 +66,7 @@
         </w:rPr>
         <w:t xml:space="preserve">📧 </w:t>
       </w:r>
-      <w:hyperlink w:history="1" r:id="rIdbene7df2g5z-jvdbiurd2">
+      <w:hyperlink w:history="1" r:id="rIdvgvhojkyifzdu3ibtjn0c">
         <w:r>
           <w:rPr>
             <w:sz w:val="18"/>
@@ -89,7 +89,7 @@
         </w:rPr>
         <w:t xml:space="preserve">🔗 </w:t>
       </w:r>
-      <w:hyperlink w:history="1" r:id="rIdjwcgucqqx3ruyzgaetoqe">
+      <w:hyperlink w:history="1" r:id="rIdt6aevannwg754w-l4raic">
         <w:r>
           <w:rPr>
             <w:sz w:val="18"/>
@@ -124,7 +124,7 @@
         <w:spacing w:after="200" w:line="276"/>
         <w:jc w:val="center"/>
       </w:pPr>
-      <w:hyperlink w:history="1" r:id="rIdx-npqzty26aamtxnv-duu">
+      <w:hyperlink w:history="1" r:id="rIdvtbw1hevlqmojyr-owb2q">
         <w:r>
           <w:rPr>
             <w:sz w:val="18"/>
@@ -140,7 +140,7 @@
         </w:rPr>
         <w:t xml:space="preserve"> • </w:t>
       </w:r>
-      <w:hyperlink w:history="1" r:id="rId-ydbodx8sxfypkqazabgq">
+      <w:hyperlink w:history="1" r:id="rIdivnn0bygoo2cn8zhbezux">
         <w:r>
           <w:rPr>
             <w:sz w:val="18"/>
@@ -156,7 +156,7 @@
         </w:rPr>
         <w:t xml:space="preserve"> • </w:t>
       </w:r>
-      <w:hyperlink w:history="1" r:id="rIdvfb5vytgr2daw0e5u3vyk">
+      <w:hyperlink w:history="1" r:id="rIdby00zxfo8rbpspn2rnael">
         <w:r>
           <w:rPr>
             <w:sz w:val="18"/>
@@ -315,7 +315,7 @@
         </w:rPr>
         <w:t xml:space="preserve">	</w:t>
       </w:r>
-      <w:hyperlink w:history="1" r:id="rIdwhcvl6fxuqwnckyf0ib5m">
+      <w:hyperlink w:history="1" r:id="rIdbhqxqyuv_qw4iwe0znldv">
         <w:r>
           <w:rPr>
             <w:sz w:val="18"/>
@@ -459,7 +459,7 @@
         </w:rPr>
         <w:t xml:space="preserve">	</w:t>
       </w:r>
-      <w:hyperlink w:history="1" r:id="rIdakqcnuyakwrf6y3vynkdm">
+      <w:hyperlink w:history="1" r:id="rIdqdsar_z7-s3o6lqy06hh0">
         <w:r>
           <w:rPr>
             <w:sz w:val="18"/>
@@ -603,7 +603,7 @@
         </w:rPr>
         <w:t xml:space="preserve">	</w:t>
       </w:r>
-      <w:hyperlink w:history="1" r:id="rIde8l4ngbfhqjhkg6denhdr">
+      <w:hyperlink w:history="1" r:id="rIdjc5vuczbauocspscoll61">
         <w:r>
           <w:rPr>
             <w:sz w:val="18"/>
@@ -785,7 +785,7 @@
         </w:rPr>
         <w:t xml:space="preserve">	</w:t>
       </w:r>
-      <w:hyperlink w:history="1" r:id="rIdsldpcgse53rxkqkfxirt3">
+      <w:hyperlink w:history="1" r:id="rIde4sjenescnndjqyvuh6kj">
         <w:r>
           <w:rPr>
             <w:sz w:val="18"/>
@@ -967,7 +967,7 @@
         </w:rPr>
         <w:t xml:space="preserve">	</w:t>
       </w:r>
-      <w:hyperlink w:history="1" r:id="rId2ov9ajdsb2huxtqorquy5">
+      <w:hyperlink w:history="1" r:id="rIdbdqxybrlw65ssm4i5iqwv">
         <w:r>
           <w:rPr>
             <w:sz w:val="18"/>
@@ -1531,7 +1531,7 @@
         </w:rPr>
         <w:t xml:space="preserve">	</w:t>
       </w:r>
-      <w:hyperlink w:history="1" r:id="rIdrcqjrpukg4fbztbmukrcu">
+      <w:hyperlink w:history="1" r:id="rIddggnt_apcxxigaakmb4dc">
         <w:r>
           <w:rPr>
             <w:sz w:val="18"/>
@@ -1597,7 +1597,7 @@
         </w:rPr>
         <w:t xml:space="preserve">	</w:t>
       </w:r>
-      <w:hyperlink w:history="1" r:id="rIdr-aqo4tcv6qzrn50l56sb">
+      <w:hyperlink w:history="1" r:id="rIdyib0yiqoqwj6qjsx1kzgq">
         <w:r>
           <w:rPr>
             <w:sz w:val="18"/>
@@ -1663,7 +1663,7 @@
         </w:rPr>
         <w:t xml:space="preserve">	</w:t>
       </w:r>
-      <w:hyperlink w:history="1" r:id="rIdypjhuzlvmprsyblro8xuo">
+      <w:hyperlink w:history="1" r:id="rIdj7h_jqaojku2pubsr3mzn">
         <w:r>
           <w:rPr>
             <w:sz w:val="18"/>
@@ -1748,7 +1748,7 @@
         </w:rPr>
         <w:t xml:space="preserve">	</w:t>
       </w:r>
-      <w:hyperlink w:history="1" r:id="rIdp9mw7l9d88labioecq2yg">
+      <w:hyperlink w:history="1" r:id="rId6ektndisvqrkpw1mcxzbp">
         <w:r>
           <w:rPr>
             <w:sz w:val="18"/>
@@ -1871,7 +1871,7 @@
         </w:rPr>
         <w:t xml:space="preserve">	</w:t>
       </w:r>
-      <w:hyperlink w:history="1" r:id="rIdvhmh9su9cleqa2eacyboq">
+      <w:hyperlink w:history="1" r:id="rIdrfcbmpujgteetipnkmhz5">
         <w:r>
           <w:rPr>
             <w:sz w:val="18"/>
@@ -2015,7 +2015,7 @@
         </w:rPr>
         <w:t xml:space="preserve">	</w:t>
       </w:r>
-      <w:hyperlink w:history="1" r:id="rIdngmryiv1kzc4rhtkb5zlv">
+      <w:hyperlink w:history="1" r:id="rIdefbfnscsbav176zqdqtar">
         <w:r>
           <w:rPr>
             <w:sz w:val="18"/>
@@ -2241,7 +2241,7 @@
         </w:rPr>
         <w:t xml:space="preserve">	</w:t>
       </w:r>
-      <w:hyperlink w:history="1" r:id="rIds36zz-b7fac8e5_2bajjy">
+      <w:hyperlink w:history="1" r:id="rIdrmrytr7uvgx4ty93x0pnn">
         <w:r>
           <w:rPr>
             <w:sz w:val="18"/>
